--- a/data/ai_paras/AI_para_132.docx
+++ b/data/ai_paras/AI_para_132.docx
@@ -4,7 +4,7 @@
   <w:body>
     <w:p>
       <w:r>
-        <w:t>Reflecting on the decision-making process, I recognized my personal bias towards destinations that offered cultural experiences, which stemmed from my interest in history and local traditions. This inclination subtly colored my interactions, as I often advocated for locations that others in the group might not have initially considered. My bias became apparent when discussions about potential destinations highlighted a divide between those seeking relaxation and those, like myself, who preferred exploration. According to Yang et al. (Ref-u959720), family members often voice preferences influenced by generational values, which can complicate consensus-building. In our case, my bias not only shaped the conversation but also necessitated a deeper understanding of differing perspectives, ultimately enriching the group's dialogue and fostering a more inclusive decision-making environment.</w:t>
+        <w:t>In the realm of family dynamics, choosing a vacation destination often requires navigating a complex web of preferences and opinions. In one particular instance, our family faced the challenge of selecting a holiday location that would satisfy everyone, from the adventure-seeking teenagers to the comfort-loving grandparents. This decision-making process illuminated the intricate dynamics of group consensus, where individual biases subtly influenced the discussions. The role of such biases in group settings is well-documented, with research indicating that they can significantly hinder strategic decision-making (Ref-f514310). This reflection on our family's negotiation process provides a foundation for exploring how personal inclinations can shape group interactions and ultimately affect the final decision.</w:t>
       </w:r>
     </w:p>
     <w:sectPr>
